--- a/head of DATNMain.docx
+++ b/head of DATNMain.docx
@@ -2,1951 +2,6 @@
 <file path=word/document.xml><?xml version="1.0" encoding="utf-8"?>
 <w:document xmlns:wpc="http://schemas.microsoft.com/office/word/2010/wordprocessingCanvas" xmlns:cx="http://schemas.microsoft.com/office/drawing/2014/chartex" xmlns:cx1="http://schemas.microsoft.com/office/drawing/2015/9/8/chartex" xmlns:cx2="http://schemas.microsoft.com/office/drawing/2015/10/21/chartex" xmlns:cx3="http://schemas.microsoft.com/office/drawing/2016/5/9/chartex" xmlns:cx4="http://schemas.microsoft.com/office/drawing/2016/5/10/chartex" xmlns:cx5="http://schemas.microsoft.com/office/drawing/2016/5/11/chartex" xmlns:cx6="http://schemas.microsoft.com/office/drawing/2016/5/12/chartex" xmlns:cx7="http://schemas.microsoft.com/office/drawing/2016/5/13/chartex" xmlns:cx8="http://schemas.microsoft.com/office/drawing/2016/5/14/chartex" xmlns:mc="http://schemas.openxmlformats.org/markup-compatibility/2006" xmlns:aink="http://schemas.microsoft.com/office/drawing/2016/ink" xmlns:am3d="http://schemas.microsoft.com/office/drawing/2017/model3d" xmlns:o="urn:schemas-microsoft-com:office:office" xmlns:oel="http://schemas.microsoft.com/office/2019/extlst" xmlns:r="http://schemas.openxmlformats.org/officeDocument/2006/relationships" xmlns:m="http://schemas.openxmlformats.org/officeDocument/2006/math" xmlns:v="urn:schemas-microsoft-com:vml" xmlns:wp14="http://schemas.microsoft.com/office/word/2010/wordprocessingDrawing" xmlns:wp="http://schemas.openxmlformats.org/drawingml/2006/wordprocessingDrawing" xmlns:w10="urn:schemas-microsoft-com:office:word" xmlns:w="http://schemas.openxmlformats.org/wordprocessingml/2006/main" xmlns:w14="http://schemas.microsoft.com/office/word/2010/wordml" xmlns:w15="http://schemas.microsoft.com/office/word/2012/wordml" xmlns:w16cex="http://schemas.microsoft.com/office/word/2018/wordml/cex" xmlns:w16cid="http://schemas.microsoft.com/office/word/2016/wordml/cid" xmlns:w16="http://schemas.microsoft.com/office/word/2018/wordml" xmlns:w16du="http://schemas.microsoft.com/office/word/2023/wordml/word16du" xmlns:w16sdtdh="http://schemas.microsoft.com/office/word/2020/wordml/sdtdatahash" xmlns:w16sdtfl="http://schemas.microsoft.com/office/word/2024/wordml/sdtformatlock" xmlns:w16se="http://schemas.microsoft.com/office/word/2015/wordml/symex" xmlns:wpg="http://schemas.microsoft.com/office/word/2010/wordprocessingGroup" xmlns:wpi="http://schemas.microsoft.com/office/word/2010/wordprocessingInk" xmlns:wne="http://schemas.microsoft.com/office/word/2006/wordml" xmlns:wps="http://schemas.microsoft.com/office/word/2010/wordprocessingShape" mc:Ignorable="w14 w15 w16se w16cid w16 w16cex w16sdtdh w16sdtfl w16du wp14">
   <w:body>
-    <w:tbl>
-      <w:tblPr>
-        <w:tblStyle w:val="LiBang"/>
-        <w:tblW w:w="0" w:type="auto"/>
-        <w:tblBorders>
-          <w:top w:val="single" w:sz="8" w:space="0" w:color="auto"/>
-          <w:left w:val="single" w:sz="8" w:space="0" w:color="auto"/>
-          <w:bottom w:val="single" w:sz="8" w:space="0" w:color="auto"/>
-          <w:right w:val="single" w:sz="8" w:space="0" w:color="auto"/>
-          <w:insideH w:val="none" w:sz="0" w:space="0" w:color="auto"/>
-          <w:insideV w:val="none" w:sz="0" w:space="0" w:color="auto"/>
-        </w:tblBorders>
-        <w:tblLook w:val="04A0" w:firstRow="1" w:lastRow="0" w:firstColumn="1" w:lastColumn="0" w:noHBand="0" w:noVBand="1"/>
-      </w:tblPr>
-      <w:tblGrid>
-        <w:gridCol w:w="9052"/>
-      </w:tblGrid>
-      <w:tr>
-        <w:tc>
-          <w:tcPr>
-            <w:tcW w:w="9052" w:type="dxa"/>
-          </w:tcPr>
-          <w:p>
-            <w:pPr>
-              <w:ind w:firstLine="0"/>
-              <w:jc w:val="center"/>
-              <w:rPr>
-                <w:sz w:val="32"/>
-                <w:szCs w:val="26"/>
-              </w:rPr>
-            </w:pPr>
-            <w:bookmarkStart w:id="0" w:name="_Hlk216084137"/>
-            <w:bookmarkEnd w:id="0"/>
-          </w:p>
-          <w:p>
-            <w:pPr>
-              <w:ind w:firstLine="0"/>
-              <w:jc w:val="center"/>
-              <w:rPr>
-                <w:sz w:val="32"/>
-                <w:szCs w:val="26"/>
-              </w:rPr>
-            </w:pPr>
-            <w:r>
-              <w:rPr>
-                <w:sz w:val="32"/>
-                <w:szCs w:val="26"/>
-              </w:rPr>
-              <w:t xml:space="preserve">TRƯỜNG </w:t>
-            </w:r>
-            <w:r>
-              <w:rPr>
-                <w:sz w:val="32"/>
-                <w:szCs w:val="26"/>
-              </w:rPr>
-              <w:t>ĐẠI HỌC</w:t>
-            </w:r>
-            <w:r>
-              <w:rPr>
-                <w:sz w:val="32"/>
-                <w:szCs w:val="26"/>
-              </w:rPr>
-              <w:t xml:space="preserve"> CÔNG NGHỆ THÔNG TIN</w:t>
-            </w:r>
-          </w:p>
-          <w:p>
-            <w:pPr>
-              <w:ind w:firstLine="0"/>
-              <w:jc w:val="center"/>
-              <w:rPr>
-                <w:sz w:val="32"/>
-                <w:szCs w:val="26"/>
-              </w:rPr>
-            </w:pPr>
-            <w:r>
-              <w:rPr>
-                <w:sz w:val="32"/>
-                <w:szCs w:val="26"/>
-              </w:rPr>
-              <w:t>VÀ TRUYỀN THÔNG</w:t>
-            </w:r>
-            <w:r>
-              <w:rPr>
-                <w:sz w:val="32"/>
-                <w:szCs w:val="26"/>
-              </w:rPr>
-              <w:t xml:space="preserve"> VIỆT</w:t>
-            </w:r>
-            <w:r>
-              <w:rPr>
-                <w:sz w:val="32"/>
-                <w:szCs w:val="26"/>
-              </w:rPr>
-              <w:t xml:space="preserve"> - </w:t>
-            </w:r>
-            <w:r>
-              <w:rPr>
-                <w:sz w:val="32"/>
-                <w:szCs w:val="26"/>
-              </w:rPr>
-              <w:t>HÀN</w:t>
-            </w:r>
-          </w:p>
-          <w:p>
-            <w:pPr>
-              <w:ind w:firstLine="24"/>
-              <w:jc w:val="center"/>
-              <w:rPr>
-                <w:b/>
-                <w:sz w:val="32"/>
-                <w:szCs w:val="26"/>
-                <w:lang w:val="vi-VN"/>
-              </w:rPr>
-            </w:pPr>
-            <w:r>
-              <w:rPr>
-                <w:noProof/>
-                <w:lang w:val="vi-VN" w:eastAsia="vi-VN"/>
-              </w:rPr>
-              <mc:AlternateContent>
-                <mc:Choice Requires="wps">
-                  <w:drawing>
-                    <wp:anchor distT="0" distB="0" distL="114300" distR="114300" simplePos="0" relativeHeight="251788288" behindDoc="0" locked="0" layoutInCell="1" allowOverlap="1" wp14:anchorId="23498830" wp14:editId="20F98A75">
-                      <wp:simplePos x="0" y="0"/>
-                      <wp:positionH relativeFrom="column">
-                        <wp:posOffset>2271395</wp:posOffset>
-                      </wp:positionH>
-                      <wp:positionV relativeFrom="paragraph">
-                        <wp:posOffset>229870</wp:posOffset>
-                      </wp:positionV>
-                      <wp:extent cx="1028700" cy="0"/>
-                      <wp:effectExtent l="0" t="0" r="19050" b="19050"/>
-                      <wp:wrapNone/>
-                      <wp:docPr id="43" name="Straight Connector 43"/>
-                      <wp:cNvGraphicFramePr>
-                        <a:graphicFrameLocks xmlns:a="http://schemas.openxmlformats.org/drawingml/2006/main"/>
-                      </wp:cNvGraphicFramePr>
-                      <a:graphic xmlns:a="http://schemas.openxmlformats.org/drawingml/2006/main">
-                        <a:graphicData uri="http://schemas.microsoft.com/office/word/2010/wordprocessingShape">
-                          <wps:wsp>
-                            <wps:cNvCnPr>
-                              <a:cxnSpLocks noChangeShapeType="1"/>
-                            </wps:cNvCnPr>
-                            <wps:spPr bwMode="auto">
-                              <a:xfrm>
-                                <a:off x="0" y="0"/>
-                                <a:ext cx="1028700" cy="0"/>
-                              </a:xfrm>
-                              <a:prstGeom prst="line">
-                                <a:avLst/>
-                              </a:prstGeom>
-                              <a:noFill/>
-                              <a:ln w="9525">
-                                <a:solidFill>
-                                  <a:srgbClr val="000000"/>
-                                </a:solidFill>
-                                <a:round/>
-                                <a:headEnd/>
-                                <a:tailEnd/>
-                              </a:ln>
-                              <a:extLst>
-                                <a:ext uri="{909E8E84-426E-40DD-AFC4-6F175D3DCCD1}">
-                                  <a14:hiddenFill xmlns:a14="http://schemas.microsoft.com/office/drawing/2010/main">
-                                    <a:noFill/>
-                                  </a14:hiddenFill>
-                                </a:ext>
-                              </a:extLst>
-                            </wps:spPr>
-                            <wps:bodyPr/>
-                          </wps:wsp>
-                        </a:graphicData>
-                      </a:graphic>
-                      <wp14:sizeRelH relativeFrom="page">
-                        <wp14:pctWidth>0</wp14:pctWidth>
-                      </wp14:sizeRelH>
-                      <wp14:sizeRelV relativeFrom="page">
-                        <wp14:pctHeight>0</wp14:pctHeight>
-                      </wp14:sizeRelV>
-                    </wp:anchor>
-                  </w:drawing>
-                </mc:Choice>
-                <mc:Fallback>
-                  <w:pict>
-                    <v:line w14:anchorId="0EBF5C16" id="Straight Connector 43" o:spid="_x0000_s1026" style="position:absolute;z-index:251788288;visibility:visible;mso-wrap-style:square;mso-width-percent:0;mso-height-percent:0;mso-wrap-distance-left:9pt;mso-wrap-distance-top:0;mso-wrap-distance-right:9pt;mso-wrap-distance-bottom:0;mso-position-horizontal:absolute;mso-position-horizontal-relative:text;mso-position-vertical:absolute;mso-position-vertical-relative:text;mso-width-percent:0;mso-height-percent:0;mso-width-relative:page;mso-height-relative:page" from="178.85pt,18.1pt" to="259.85pt,18.1pt" o:gfxdata="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"/>
-                  </w:pict>
-                </mc:Fallback>
-              </mc:AlternateContent>
-            </w:r>
-            <w:r>
-              <w:rPr>
-                <w:b/>
-                <w:sz w:val="32"/>
-                <w:szCs w:val="26"/>
-              </w:rPr>
-              <w:t>KHOA</w:t>
-            </w:r>
-            <w:r>
-              <w:rPr>
-                <w:b/>
-                <w:sz w:val="32"/>
-                <w:szCs w:val="26"/>
-                <w:lang w:val="vi-VN"/>
-              </w:rPr>
-              <w:t xml:space="preserve"> KHOA HỌC MÁY TÍNH</w:t>
-            </w:r>
-          </w:p>
-          <w:p>
-            <w:pPr>
-              <w:ind w:firstLine="0"/>
-              <w:jc w:val="center"/>
-              <w:rPr>
-                <w:sz w:val="26"/>
-                <w:szCs w:val="26"/>
-              </w:rPr>
-            </w:pPr>
-          </w:p>
-          <w:p>
-            <w:pPr>
-              <w:jc w:val="center"/>
-              <w:rPr>
-                <w:sz w:val="12"/>
-                <w:szCs w:val="12"/>
-              </w:rPr>
-            </w:pPr>
-          </w:p>
-          <w:p>
-            <w:pPr>
-              <w:ind w:firstLine="24"/>
-              <w:jc w:val="center"/>
-            </w:pPr>
-            <w:r>
-              <w:pict w14:anchorId="00A79F3A">
-                <v:shape id="_x0000_i1026" type="#_x0000_t75" style="width:122.25pt;height:75pt">
-                  <v:imagedata r:id="rId8" o:title="logo trường"/>
-                </v:shape>
-              </w:pict>
-            </w:r>
-          </w:p>
-          <w:p>
-            <w:pPr>
-              <w:rPr>
-                <w:sz w:val="12"/>
-                <w:szCs w:val="12"/>
-              </w:rPr>
-            </w:pPr>
-          </w:p>
-          <w:p>
-            <w:pPr>
-              <w:rPr>
-                <w:sz w:val="12"/>
-                <w:szCs w:val="12"/>
-              </w:rPr>
-            </w:pPr>
-          </w:p>
-          <w:p>
-            <w:pPr>
-              <w:rPr>
-                <w:sz w:val="12"/>
-                <w:szCs w:val="12"/>
-              </w:rPr>
-            </w:pPr>
-          </w:p>
-          <w:p>
-            <w:pPr>
-              <w:rPr>
-                <w:sz w:val="12"/>
-                <w:szCs w:val="12"/>
-              </w:rPr>
-            </w:pPr>
-          </w:p>
-          <w:p>
-            <w:pPr>
-              <w:ind w:firstLine="0"/>
-              <w:jc w:val="center"/>
-              <w:rPr>
-                <w:b/>
-                <w:sz w:val="50"/>
-                <w:szCs w:val="50"/>
-              </w:rPr>
-            </w:pPr>
-            <w:r>
-              <w:rPr>
-                <w:b/>
-                <w:sz w:val="50"/>
-                <w:szCs w:val="50"/>
-              </w:rPr>
-              <w:t>ĐỒ ÁN TỐT NGHIỆP</w:t>
-            </w:r>
-          </w:p>
-          <w:p>
-            <w:pPr>
-              <w:ind w:firstLine="0"/>
-              <w:jc w:val="center"/>
-              <w:rPr>
-                <w:color w:val="FFFFFF" w:themeColor="background1"/>
-                <w:sz w:val="50"/>
-                <w:szCs w:val="50"/>
-              </w:rPr>
-            </w:pPr>
-            <w:r>
-              <w:rPr>
-                <w:color w:val="FFFFFF" w:themeColor="background1"/>
-                <w:sz w:val="26"/>
-                <w:szCs w:val="26"/>
-              </w:rPr>
-              <w:t>(</w:t>
-            </w:r>
-          </w:p>
-          <w:p>
-            <w:pPr>
-              <w:jc w:val="center"/>
-              <w:rPr>
-                <w:sz w:val="32"/>
-                <w:szCs w:val="32"/>
-              </w:rPr>
-            </w:pPr>
-            <w:r>
-              <w:rPr>
-                <w:b/>
-                <w:sz w:val="32"/>
-                <w:szCs w:val="32"/>
-              </w:rPr>
-              <w:t>TÊN ĐỀ TÀI</w:t>
-            </w:r>
-            <w:r>
-              <w:rPr>
-                <w:b/>
-                <w:sz w:val="32"/>
-                <w:szCs w:val="32"/>
-              </w:rPr>
-              <w:t>:</w:t>
-            </w:r>
-            <w:r>
-              <w:rPr>
-                <w:b/>
-                <w:sz w:val="32"/>
-                <w:szCs w:val="32"/>
-              </w:rPr>
-              <w:t xml:space="preserve"> </w:t>
-            </w:r>
-            <w:r>
-              <w:rPr>
-                <w:b/>
-                <w:bCs/>
-                <w:sz w:val="32"/>
-                <w:szCs w:val="32"/>
-              </w:rPr>
-              <w:t>DIỄN ĐÀN TRAO ĐỔI HỌC TẬP CHO SINH VIÊN TRƯỜNG VKU TÍCH HỢP AI XỬ LÝ NGÔN NGỮ TỰ NHIÊN</w:t>
-            </w:r>
-          </w:p>
-          <w:p>
-            <w:pPr>
-              <w:spacing w:before="120"/>
-              <w:ind w:firstLine="0"/>
-              <w:rPr>
-                <w:b/>
-                <w:sz w:val="36"/>
-                <w:szCs w:val="36"/>
-              </w:rPr>
-            </w:pPr>
-          </w:p>
-          <w:p>
-            <w:pPr>
-              <w:tabs>
-                <w:tab w:val="left" w:pos="1970"/>
-              </w:tabs>
-              <w:spacing w:before="120"/>
-              <w:ind w:firstLine="0"/>
-              <w:rPr>
-                <w:b/>
-                <w:sz w:val="26"/>
-                <w:szCs w:val="26"/>
-              </w:rPr>
-            </w:pPr>
-          </w:p>
-          <w:p>
-            <w:pPr>
-              <w:tabs>
-                <w:tab w:val="left" w:pos="3266"/>
-              </w:tabs>
-              <w:spacing w:before="120"/>
-              <w:ind w:firstLine="1687"/>
-              <w:rPr>
-                <w:szCs w:val="28"/>
-                <w:lang w:val="vi-VN"/>
-              </w:rPr>
-            </w:pPr>
-            <w:proofErr w:type="spellStart"/>
-            <w:r>
-              <w:rPr>
-                <w:b/>
-                <w:szCs w:val="28"/>
-              </w:rPr>
-              <w:t>Họ</w:t>
-            </w:r>
-            <w:proofErr w:type="spellEnd"/>
-            <w:r>
-              <w:rPr>
-                <w:b/>
-                <w:szCs w:val="28"/>
-              </w:rPr>
-              <w:t xml:space="preserve"> </w:t>
-            </w:r>
-            <w:proofErr w:type="spellStart"/>
-            <w:r>
-              <w:rPr>
-                <w:b/>
-                <w:szCs w:val="28"/>
-              </w:rPr>
-              <w:t>và</w:t>
-            </w:r>
-            <w:proofErr w:type="spellEnd"/>
-            <w:r>
-              <w:rPr>
-                <w:b/>
-                <w:szCs w:val="28"/>
-              </w:rPr>
-              <w:t xml:space="preserve"> </w:t>
-            </w:r>
-            <w:proofErr w:type="spellStart"/>
-            <w:r>
-              <w:rPr>
-                <w:b/>
-                <w:szCs w:val="28"/>
-              </w:rPr>
-              <w:t>tên</w:t>
-            </w:r>
-            <w:proofErr w:type="spellEnd"/>
-            <w:r>
-              <w:rPr>
-                <w:b/>
-                <w:szCs w:val="28"/>
-              </w:rPr>
-              <w:t xml:space="preserve"> </w:t>
-            </w:r>
-            <w:proofErr w:type="spellStart"/>
-            <w:r>
-              <w:rPr>
-                <w:b/>
-                <w:szCs w:val="28"/>
-              </w:rPr>
-              <w:t>sinh</w:t>
-            </w:r>
-            <w:proofErr w:type="spellEnd"/>
-            <w:r>
-              <w:rPr>
-                <w:b/>
-                <w:szCs w:val="28"/>
-              </w:rPr>
-              <w:t xml:space="preserve"> </w:t>
-            </w:r>
-            <w:proofErr w:type="spellStart"/>
-            <w:r>
-              <w:rPr>
-                <w:b/>
-                <w:szCs w:val="28"/>
-              </w:rPr>
-              <w:t>viên</w:t>
-            </w:r>
-            <w:proofErr w:type="spellEnd"/>
-            <w:r>
-              <w:rPr>
-                <w:b/>
-                <w:szCs w:val="28"/>
-              </w:rPr>
-              <w:t>:</w:t>
-            </w:r>
-            <w:r>
-              <w:rPr>
-                <w:b/>
-                <w:szCs w:val="28"/>
-              </w:rPr>
-              <w:t xml:space="preserve">   </w:t>
-            </w:r>
-            <w:r>
-              <w:rPr>
-                <w:b/>
-                <w:szCs w:val="28"/>
-                <w:lang w:val="vi-VN"/>
-              </w:rPr>
-              <w:t xml:space="preserve"> </w:t>
-            </w:r>
-            <w:r>
-              <w:rPr>
-                <w:szCs w:val="28"/>
-              </w:rPr>
-              <w:t>Ngô</w:t>
-            </w:r>
-            <w:r>
-              <w:rPr>
-                <w:szCs w:val="28"/>
-                <w:lang w:val="vi-VN"/>
-              </w:rPr>
-              <w:t xml:space="preserve"> Đình Phong – 21AD047</w:t>
-            </w:r>
-          </w:p>
-          <w:p>
-            <w:pPr>
-              <w:tabs>
-                <w:tab w:val="left" w:pos="3266"/>
-              </w:tabs>
-              <w:ind w:firstLine="1685"/>
-              <w:rPr>
-                <w:szCs w:val="28"/>
-                <w:lang w:val="vi-VN"/>
-              </w:rPr>
-            </w:pPr>
-            <w:r>
-              <w:rPr>
-                <w:b/>
-                <w:color w:val="FFFFFF" w:themeColor="background1"/>
-                <w:szCs w:val="28"/>
-                <w:lang w:val="vi-VN"/>
-              </w:rPr>
-              <w:t>Họ và tên sinh viên:</w:t>
-            </w:r>
-            <w:r>
-              <w:rPr>
-                <w:b/>
-                <w:color w:val="FFFFFF" w:themeColor="background1"/>
-                <w:szCs w:val="28"/>
-                <w:lang w:val="vi-VN"/>
-              </w:rPr>
-              <w:t xml:space="preserve">   </w:t>
-            </w:r>
-            <w:r>
-              <w:rPr>
-                <w:b/>
-                <w:color w:val="FFFFFF" w:themeColor="background1"/>
-                <w:szCs w:val="28"/>
-                <w:lang w:val="vi-VN"/>
-              </w:rPr>
-              <w:t xml:space="preserve"> </w:t>
-            </w:r>
-            <w:r>
-              <w:rPr>
-                <w:szCs w:val="28"/>
-                <w:lang w:val="vi-VN"/>
-              </w:rPr>
-              <w:t>Trần Thị Thành – 21AD054</w:t>
-            </w:r>
-          </w:p>
-          <w:p>
-            <w:pPr>
-              <w:tabs>
-                <w:tab w:val="left" w:pos="4387"/>
-              </w:tabs>
-              <w:ind w:left="24" w:firstLine="1687"/>
-              <w:rPr>
-                <w:szCs w:val="28"/>
-              </w:rPr>
-            </w:pPr>
-            <w:proofErr w:type="spellStart"/>
-            <w:r>
-              <w:rPr>
-                <w:b/>
-                <w:szCs w:val="28"/>
-              </w:rPr>
-              <w:t>L</w:t>
-            </w:r>
-            <w:r>
-              <w:rPr>
-                <w:b/>
-                <w:szCs w:val="28"/>
-              </w:rPr>
-              <w:t>ớp</w:t>
-            </w:r>
-            <w:proofErr w:type="spellEnd"/>
-            <w:r>
-              <w:rPr>
-                <w:b/>
-                <w:szCs w:val="28"/>
-              </w:rPr>
-              <w:t xml:space="preserve">: </w:t>
-            </w:r>
-            <w:r>
-              <w:rPr>
-                <w:b/>
-                <w:szCs w:val="28"/>
-              </w:rPr>
-              <w:tab/>
-            </w:r>
-            <w:r>
-              <w:rPr>
-                <w:szCs w:val="28"/>
-              </w:rPr>
-              <w:t>21AD</w:t>
-            </w:r>
-          </w:p>
-          <w:p>
-            <w:pPr>
-              <w:tabs>
-                <w:tab w:val="left" w:pos="4387"/>
-              </w:tabs>
-              <w:ind w:left="24" w:firstLine="1687"/>
-              <w:rPr>
-                <w:b/>
-                <w:szCs w:val="28"/>
-              </w:rPr>
-            </w:pPr>
-            <w:proofErr w:type="spellStart"/>
-            <w:r>
-              <w:rPr>
-                <w:b/>
-                <w:szCs w:val="28"/>
-              </w:rPr>
-              <w:t>Ngành</w:t>
-            </w:r>
-            <w:proofErr w:type="spellEnd"/>
-            <w:r>
-              <w:rPr>
-                <w:b/>
-                <w:szCs w:val="28"/>
-              </w:rPr>
-              <w:t>:</w:t>
-            </w:r>
-            <w:r>
-              <w:rPr>
-                <w:b/>
-                <w:szCs w:val="28"/>
-              </w:rPr>
-              <w:tab/>
-            </w:r>
-            <w:r>
-              <w:rPr>
-                <w:szCs w:val="28"/>
-              </w:rPr>
-              <w:t xml:space="preserve">Công </w:t>
-            </w:r>
-            <w:proofErr w:type="spellStart"/>
-            <w:r>
-              <w:rPr>
-                <w:szCs w:val="28"/>
-              </w:rPr>
-              <w:t>nghệ</w:t>
-            </w:r>
-            <w:proofErr w:type="spellEnd"/>
-            <w:r>
-              <w:rPr>
-                <w:szCs w:val="28"/>
-              </w:rPr>
-              <w:t xml:space="preserve"> </w:t>
-            </w:r>
-            <w:proofErr w:type="spellStart"/>
-            <w:r>
-              <w:rPr>
-                <w:szCs w:val="28"/>
-              </w:rPr>
-              <w:t>thông</w:t>
-            </w:r>
-            <w:proofErr w:type="spellEnd"/>
-            <w:r>
-              <w:rPr>
-                <w:szCs w:val="28"/>
-              </w:rPr>
-              <w:t xml:space="preserve"> tin</w:t>
-            </w:r>
-          </w:p>
-          <w:p>
-            <w:pPr>
-              <w:tabs>
-                <w:tab w:val="left" w:pos="4387"/>
-              </w:tabs>
-              <w:ind w:left="24" w:firstLine="1687"/>
-              <w:rPr>
-                <w:bCs/>
-                <w:szCs w:val="28"/>
-                <w:lang w:val="vi-VN"/>
-              </w:rPr>
-            </w:pPr>
-            <w:r>
-              <w:rPr>
-                <w:b/>
-                <w:szCs w:val="28"/>
-              </w:rPr>
-              <w:t xml:space="preserve">Chuyên </w:t>
-            </w:r>
-            <w:proofErr w:type="spellStart"/>
-            <w:r>
-              <w:rPr>
-                <w:b/>
-                <w:szCs w:val="28"/>
-              </w:rPr>
-              <w:t>ngành</w:t>
-            </w:r>
-            <w:proofErr w:type="spellEnd"/>
-            <w:r>
-              <w:rPr>
-                <w:b/>
-                <w:szCs w:val="28"/>
-              </w:rPr>
-              <w:t>:</w:t>
-            </w:r>
-            <w:r>
-              <w:rPr>
-                <w:b/>
-                <w:szCs w:val="28"/>
-              </w:rPr>
-              <w:tab/>
-            </w:r>
-            <w:r>
-              <w:rPr>
-                <w:bCs/>
-                <w:szCs w:val="28"/>
-              </w:rPr>
-              <w:t>Khoa</w:t>
-            </w:r>
-            <w:r>
-              <w:rPr>
-                <w:bCs/>
-                <w:szCs w:val="28"/>
-                <w:lang w:val="vi-VN"/>
-              </w:rPr>
-              <w:t xml:space="preserve"> học dữ liệu </w:t>
-            </w:r>
-            <w:r>
-              <w:rPr>
-                <w:bCs/>
-                <w:szCs w:val="28"/>
-                <w:lang w:val="vi-VN"/>
-              </w:rPr>
-              <w:t>và Trí tuệ nhân tạo</w:t>
-            </w:r>
-          </w:p>
-          <w:p>
-            <w:pPr>
-              <w:tabs>
-                <w:tab w:val="left" w:pos="4297"/>
-              </w:tabs>
-              <w:ind w:left="24" w:firstLine="1687"/>
-              <w:rPr>
-                <w:b/>
-                <w:szCs w:val="28"/>
-                <w:lang w:val="vi-VN"/>
-              </w:rPr>
-            </w:pPr>
-            <w:r>
-              <w:rPr>
-                <w:b/>
-                <w:szCs w:val="28"/>
-                <w:lang w:val="vi-VN"/>
-              </w:rPr>
-              <w:t>Người hướng dẫn</w:t>
-            </w:r>
-            <w:r>
-              <w:rPr>
-                <w:b/>
-                <w:szCs w:val="28"/>
-                <w:lang w:val="vi-VN"/>
-              </w:rPr>
-              <w:t>:</w:t>
-            </w:r>
-            <w:r>
-              <w:rPr>
-                <w:b/>
-                <w:szCs w:val="28"/>
-                <w:lang w:val="vi-VN"/>
-              </w:rPr>
-              <w:tab/>
-            </w:r>
-            <w:r>
-              <w:rPr>
-                <w:b/>
-                <w:szCs w:val="28"/>
-                <w:lang w:val="vi-VN"/>
-              </w:rPr>
-              <w:t xml:space="preserve"> </w:t>
-            </w:r>
-            <w:proofErr w:type="spellStart"/>
-            <w:r>
-              <w:rPr>
-                <w:szCs w:val="28"/>
-                <w:lang w:val="vi-VN"/>
-              </w:rPr>
-              <w:t>ThS</w:t>
-            </w:r>
-            <w:proofErr w:type="spellEnd"/>
-            <w:r>
-              <w:rPr>
-                <w:szCs w:val="28"/>
-                <w:lang w:val="vi-VN"/>
-              </w:rPr>
-              <w:t>. Hà Thị Minh Phương</w:t>
-            </w:r>
-          </w:p>
-          <w:p>
-            <w:pPr>
-              <w:spacing w:before="120"/>
-              <w:jc w:val="center"/>
-              <w:rPr>
-                <w:b/>
-                <w:szCs w:val="26"/>
-                <w:lang w:val="vi-VN"/>
-              </w:rPr>
-            </w:pPr>
-          </w:p>
-          <w:p>
-            <w:pPr>
-              <w:spacing w:before="120"/>
-              <w:jc w:val="center"/>
-              <w:rPr>
-                <w:b/>
-                <w:szCs w:val="26"/>
-                <w:lang w:val="vi-VN"/>
-              </w:rPr>
-            </w:pPr>
-          </w:p>
-          <w:p>
-            <w:pPr>
-              <w:spacing w:before="120"/>
-              <w:ind w:firstLine="24"/>
-              <w:jc w:val="center"/>
-              <w:rPr>
-                <w:b/>
-                <w:szCs w:val="26"/>
-              </w:rPr>
-            </w:pPr>
-            <w:proofErr w:type="spellStart"/>
-            <w:r>
-              <w:rPr>
-                <w:b/>
-                <w:szCs w:val="26"/>
-              </w:rPr>
-              <w:t>Đà</w:t>
-            </w:r>
-            <w:proofErr w:type="spellEnd"/>
-            <w:r>
-              <w:rPr>
-                <w:b/>
-                <w:szCs w:val="26"/>
-              </w:rPr>
-              <w:t xml:space="preserve"> </w:t>
-            </w:r>
-            <w:proofErr w:type="spellStart"/>
-            <w:r>
-              <w:rPr>
-                <w:b/>
-                <w:szCs w:val="26"/>
-              </w:rPr>
-              <w:t>Nẵng</w:t>
-            </w:r>
-            <w:proofErr w:type="spellEnd"/>
-            <w:r>
-              <w:rPr>
-                <w:b/>
-                <w:szCs w:val="26"/>
-              </w:rPr>
-              <w:t xml:space="preserve"> - </w:t>
-            </w:r>
-            <w:r>
-              <w:rPr>
-                <w:b/>
-                <w:szCs w:val="26"/>
-              </w:rPr>
-              <w:t>12</w:t>
-            </w:r>
-            <w:r>
-              <w:rPr>
-                <w:b/>
-                <w:szCs w:val="26"/>
-              </w:rPr>
-              <w:t>/</w:t>
-            </w:r>
-            <w:r>
-              <w:rPr>
-                <w:b/>
-                <w:szCs w:val="26"/>
-              </w:rPr>
-              <w:t>2025</w:t>
-            </w:r>
-          </w:p>
-          <w:p>
-            <w:pPr>
-              <w:spacing w:before="120"/>
-              <w:ind w:firstLine="24"/>
-              <w:jc w:val="center"/>
-              <w:rPr>
-                <w:b/>
-                <w:sz w:val="12"/>
-                <w:szCs w:val="12"/>
-              </w:rPr>
-            </w:pPr>
-          </w:p>
-        </w:tc>
-      </w:tr>
-      <w:tr>
-        <w:trPr>
-          <w:trHeight w:val="909"/>
-        </w:trPr>
-        <w:tc>
-          <w:tcPr>
-            <w:tcW w:w="9052" w:type="dxa"/>
-          </w:tcPr>
-          <w:p>
-            <w:pPr>
-              <w:jc w:val="center"/>
-              <w:rPr>
-                <w:sz w:val="20"/>
-                <w:szCs w:val="26"/>
-              </w:rPr>
-            </w:pPr>
-          </w:p>
-        </w:tc>
-      </w:tr>
-    </w:tbl>
-    <w:p>
-      <w:pPr>
-        <w:tabs>
-          <w:tab w:val="left" w:pos="1260"/>
-          <w:tab w:val="left" w:pos="7200"/>
-        </w:tabs>
-        <w:spacing w:line="360" w:lineRule="auto"/>
-        <w:ind w:firstLine="360"/>
-        <w:rPr>
-          <w:sz w:val="26"/>
-          <w:szCs w:val="26"/>
-        </w:rPr>
-      </w:pPr>
-    </w:p>
-    <w:p>
-      <w:pPr>
-        <w:tabs>
-          <w:tab w:val="left" w:pos="1260"/>
-          <w:tab w:val="left" w:pos="7200"/>
-        </w:tabs>
-        <w:spacing w:line="360" w:lineRule="auto"/>
-        <w:ind w:firstLine="360"/>
-        <w:rPr>
-          <w:sz w:val="26"/>
-          <w:szCs w:val="26"/>
-          <w:lang w:val="vi-VN"/>
-        </w:rPr>
-      </w:pPr>
-    </w:p>
-    <w:p>
-      <w:pPr>
-        <w:tabs>
-          <w:tab w:val="left" w:pos="1260"/>
-          <w:tab w:val="left" w:pos="7200"/>
-        </w:tabs>
-        <w:spacing w:line="360" w:lineRule="auto"/>
-        <w:ind w:firstLine="0"/>
-        <w:rPr>
-          <w:sz w:val="26"/>
-          <w:szCs w:val="26"/>
-          <w:lang w:val="vi-VN"/>
-        </w:rPr>
-      </w:pPr>
-    </w:p>
-    <w:p>
-      <w:pPr>
-        <w:tabs>
-          <w:tab w:val="left" w:pos="1260"/>
-          <w:tab w:val="left" w:pos="7200"/>
-        </w:tabs>
-        <w:spacing w:line="360" w:lineRule="auto"/>
-        <w:ind w:firstLine="0"/>
-        <w:rPr>
-          <w:sz w:val="26"/>
-          <w:szCs w:val="26"/>
-          <w:lang w:val="vi-VN"/>
-        </w:rPr>
-      </w:pPr>
-    </w:p>
-    <w:tbl>
-      <w:tblPr>
-        <w:tblStyle w:val="LiBang"/>
-        <w:tblW w:w="0" w:type="auto"/>
-        <w:tblBorders>
-          <w:top w:val="single" w:sz="8" w:space="0" w:color="auto"/>
-          <w:left w:val="single" w:sz="8" w:space="0" w:color="auto"/>
-          <w:bottom w:val="single" w:sz="8" w:space="0" w:color="auto"/>
-          <w:right w:val="single" w:sz="8" w:space="0" w:color="auto"/>
-          <w:insideH w:val="none" w:sz="0" w:space="0" w:color="auto"/>
-          <w:insideV w:val="none" w:sz="0" w:space="0" w:color="auto"/>
-        </w:tblBorders>
-        <w:tblLook w:val="04A0" w:firstRow="1" w:lastRow="0" w:firstColumn="1" w:lastColumn="0" w:noHBand="0" w:noVBand="1"/>
-      </w:tblPr>
-      <w:tblGrid>
-        <w:gridCol w:w="9052"/>
-      </w:tblGrid>
-      <w:tr>
-        <w:tc>
-          <w:tcPr>
-            <w:tcW w:w="9052" w:type="dxa"/>
-          </w:tcPr>
-          <w:p>
-            <w:pPr>
-              <w:ind w:firstLine="0"/>
-              <w:jc w:val="center"/>
-              <w:rPr>
-                <w:sz w:val="32"/>
-                <w:szCs w:val="26"/>
-                <w:lang w:val="vi-VN"/>
-              </w:rPr>
-            </w:pPr>
-          </w:p>
-          <w:p>
-            <w:pPr>
-              <w:ind w:firstLine="0"/>
-              <w:jc w:val="center"/>
-              <w:rPr>
-                <w:sz w:val="32"/>
-                <w:szCs w:val="26"/>
-                <w:lang w:val="vi-VN"/>
-              </w:rPr>
-            </w:pPr>
-            <w:r>
-              <w:rPr>
-                <w:sz w:val="32"/>
-                <w:szCs w:val="26"/>
-                <w:lang w:val="vi-VN"/>
-              </w:rPr>
-              <w:t>TRƯỜNG ĐẠI HỌC CÔNG NGHỆ THÔNG TIN</w:t>
-            </w:r>
-          </w:p>
-          <w:p>
-            <w:pPr>
-              <w:ind w:firstLine="0"/>
-              <w:jc w:val="center"/>
-              <w:rPr>
-                <w:sz w:val="32"/>
-                <w:szCs w:val="26"/>
-                <w:lang w:val="vi-VN"/>
-              </w:rPr>
-            </w:pPr>
-            <w:r>
-              <w:rPr>
-                <w:sz w:val="32"/>
-                <w:szCs w:val="26"/>
-                <w:lang w:val="vi-VN"/>
-              </w:rPr>
-              <w:t>VÀ TRUYỀN THÔNG VIỆT - HÀN</w:t>
-            </w:r>
-          </w:p>
-          <w:p>
-            <w:pPr>
-              <w:ind w:firstLine="24"/>
-              <w:jc w:val="center"/>
-              <w:rPr>
-                <w:b/>
-                <w:sz w:val="32"/>
-                <w:szCs w:val="26"/>
-                <w:lang w:val="vi-VN"/>
-              </w:rPr>
-            </w:pPr>
-            <w:r>
-              <w:rPr>
-                <w:noProof/>
-                <w:lang w:val="vi-VN" w:eastAsia="vi-VN"/>
-              </w:rPr>
-              <mc:AlternateContent>
-                <mc:Choice Requires="wps">
-                  <w:drawing>
-                    <wp:anchor distT="0" distB="0" distL="114300" distR="114300" simplePos="0" relativeHeight="251799552" behindDoc="0" locked="0" layoutInCell="1" allowOverlap="1" wp14:anchorId="1408C7DE" wp14:editId="2FE84BF8">
-                      <wp:simplePos x="0" y="0"/>
-                      <wp:positionH relativeFrom="column">
-                        <wp:posOffset>2271395</wp:posOffset>
-                      </wp:positionH>
-                      <wp:positionV relativeFrom="paragraph">
-                        <wp:posOffset>229870</wp:posOffset>
-                      </wp:positionV>
-                      <wp:extent cx="1028700" cy="0"/>
-                      <wp:effectExtent l="0" t="0" r="19050" b="19050"/>
-                      <wp:wrapNone/>
-                      <wp:docPr id="2" name="Straight Connector 2"/>
-                      <wp:cNvGraphicFramePr>
-                        <a:graphicFrameLocks xmlns:a="http://schemas.openxmlformats.org/drawingml/2006/main"/>
-                      </wp:cNvGraphicFramePr>
-                      <a:graphic xmlns:a="http://schemas.openxmlformats.org/drawingml/2006/main">
-                        <a:graphicData uri="http://schemas.microsoft.com/office/word/2010/wordprocessingShape">
-                          <wps:wsp>
-                            <wps:cNvCnPr>
-                              <a:cxnSpLocks noChangeShapeType="1"/>
-                            </wps:cNvCnPr>
-                            <wps:spPr bwMode="auto">
-                              <a:xfrm>
-                                <a:off x="0" y="0"/>
-                                <a:ext cx="1028700" cy="0"/>
-                              </a:xfrm>
-                              <a:prstGeom prst="line">
-                                <a:avLst/>
-                              </a:prstGeom>
-                              <a:noFill/>
-                              <a:ln w="9525">
-                                <a:solidFill>
-                                  <a:srgbClr val="000000"/>
-                                </a:solidFill>
-                                <a:round/>
-                                <a:headEnd/>
-                                <a:tailEnd/>
-                              </a:ln>
-                              <a:extLst>
-                                <a:ext uri="{909E8E84-426E-40DD-AFC4-6F175D3DCCD1}">
-                                  <a14:hiddenFill xmlns:a14="http://schemas.microsoft.com/office/drawing/2010/main">
-                                    <a:noFill/>
-                                  </a14:hiddenFill>
-                                </a:ext>
-                              </a:extLst>
-                            </wps:spPr>
-                            <wps:bodyPr/>
-                          </wps:wsp>
-                        </a:graphicData>
-                      </a:graphic>
-                      <wp14:sizeRelH relativeFrom="page">
-                        <wp14:pctWidth>0</wp14:pctWidth>
-                      </wp14:sizeRelH>
-                      <wp14:sizeRelV relativeFrom="page">
-                        <wp14:pctHeight>0</wp14:pctHeight>
-                      </wp14:sizeRelV>
-                    </wp:anchor>
-                  </w:drawing>
-                </mc:Choice>
-                <mc:Fallback>
-                  <w:pict>
-                    <v:line w14:anchorId="0E9A7C26" id="Straight Connector 2" o:spid="_x0000_s1026" style="position:absolute;z-index:251799552;visibility:visible;mso-wrap-style:square;mso-width-percent:0;mso-height-percent:0;mso-wrap-distance-left:9pt;mso-wrap-distance-top:0;mso-wrap-distance-right:9pt;mso-wrap-distance-bottom:0;mso-position-horizontal:absolute;mso-position-horizontal-relative:text;mso-position-vertical:absolute;mso-position-vertical-relative:text;mso-width-percent:0;mso-height-percent:0;mso-width-relative:page;mso-height-relative:page" from="178.85pt,18.1pt" to="259.85pt,18.1pt" o:gfxdata="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"/>
-                  </w:pict>
-                </mc:Fallback>
-              </mc:AlternateContent>
-            </w:r>
-            <w:r>
-              <w:rPr>
-                <w:b/>
-                <w:sz w:val="32"/>
-                <w:szCs w:val="26"/>
-                <w:lang w:val="vi-VN"/>
-              </w:rPr>
-              <w:t>KHOA</w:t>
-            </w:r>
-            <w:r>
-              <w:rPr>
-                <w:b/>
-                <w:sz w:val="32"/>
-                <w:szCs w:val="26"/>
-                <w:lang w:val="vi-VN"/>
-              </w:rPr>
-              <w:t xml:space="preserve"> </w:t>
-            </w:r>
-            <w:proofErr w:type="spellStart"/>
-            <w:r>
-              <w:rPr>
-                <w:b/>
-                <w:sz w:val="32"/>
-                <w:szCs w:val="26"/>
-                <w:lang w:val="vi-VN"/>
-              </w:rPr>
-              <w:t>KHOA</w:t>
-            </w:r>
-            <w:proofErr w:type="spellEnd"/>
-            <w:r>
-              <w:rPr>
-                <w:b/>
-                <w:sz w:val="32"/>
-                <w:szCs w:val="26"/>
-                <w:lang w:val="vi-VN"/>
-              </w:rPr>
-              <w:t xml:space="preserve"> HỌC MÁY TÍNH</w:t>
-            </w:r>
-          </w:p>
-          <w:p>
-            <w:pPr>
-              <w:ind w:firstLine="0"/>
-              <w:jc w:val="center"/>
-              <w:rPr>
-                <w:color w:val="FFFFFF" w:themeColor="background1"/>
-                <w:sz w:val="26"/>
-                <w:szCs w:val="26"/>
-              </w:rPr>
-            </w:pPr>
-            <w:r>
-              <w:rPr>
-                <w:color w:val="FFFFFF" w:themeColor="background1"/>
-                <w:sz w:val="26"/>
-                <w:szCs w:val="26"/>
-              </w:rPr>
-              <w:t>(</w:t>
-            </w:r>
-          </w:p>
-          <w:p>
-            <w:pPr>
-              <w:jc w:val="center"/>
-              <w:rPr>
-                <w:sz w:val="12"/>
-                <w:szCs w:val="12"/>
-              </w:rPr>
-            </w:pPr>
-          </w:p>
-          <w:p>
-            <w:pPr>
-              <w:ind w:firstLine="24"/>
-              <w:jc w:val="center"/>
-            </w:pPr>
-            <w:r>
-              <w:rPr>
-                <w:noProof/>
-                <w:lang w:val="vi-VN" w:eastAsia="vi-VN"/>
-              </w:rPr>
-              <w:drawing>
-                <wp:inline distT="0" distB="0" distL="0" distR="0" wp14:anchorId="466CE28E" wp14:editId="321B2150">
-                  <wp:extent cx="1534795" cy="979805"/>
-                  <wp:effectExtent l="0" t="0" r="8255" b="0"/>
-                  <wp:docPr id="3" name="Picture 3" descr="logo trường"/>
-                  <wp:cNvGraphicFramePr>
-                    <a:graphicFrameLocks xmlns:a="http://schemas.openxmlformats.org/drawingml/2006/main" noChangeAspect="1"/>
-                  </wp:cNvGraphicFramePr>
-                  <a:graphic xmlns:a="http://schemas.openxmlformats.org/drawingml/2006/main">
-                    <a:graphicData uri="http://schemas.openxmlformats.org/drawingml/2006/picture">
-                      <pic:pic xmlns:pic="http://schemas.openxmlformats.org/drawingml/2006/picture">
-                        <pic:nvPicPr>
-                          <pic:cNvPr id="0" name="Picture 2" descr="logo trường"/>
-                          <pic:cNvPicPr>
-                            <a:picLocks noChangeAspect="1" noChangeArrowheads="1"/>
-                          </pic:cNvPicPr>
-                        </pic:nvPicPr>
-                        <pic:blipFill>
-                          <a:blip r:embed="rId9" cstate="print">
-                            <a:extLst>
-                              <a:ext uri="{28A0092B-C50C-407E-A947-70E740481C1C}">
-                                <a14:useLocalDpi xmlns:a14="http://schemas.microsoft.com/office/drawing/2010/main" val="0"/>
-                              </a:ext>
-                            </a:extLst>
-                          </a:blip>
-                          <a:srcRect/>
-                          <a:stretch>
-                            <a:fillRect/>
-                          </a:stretch>
-                        </pic:blipFill>
-                        <pic:spPr bwMode="auto">
-                          <a:xfrm>
-                            <a:off x="0" y="0"/>
-                            <a:ext cx="1534795" cy="979805"/>
-                          </a:xfrm>
-                          <a:prstGeom prst="rect">
-                            <a:avLst/>
-                          </a:prstGeom>
-                          <a:noFill/>
-                          <a:ln>
-                            <a:noFill/>
-                          </a:ln>
-                        </pic:spPr>
-                      </pic:pic>
-                    </a:graphicData>
-                  </a:graphic>
-                </wp:inline>
-              </w:drawing>
-            </w:r>
-          </w:p>
-          <w:p>
-            <w:pPr>
-              <w:rPr>
-                <w:sz w:val="12"/>
-                <w:szCs w:val="12"/>
-              </w:rPr>
-            </w:pPr>
-          </w:p>
-          <w:p>
-            <w:pPr>
-              <w:rPr>
-                <w:sz w:val="12"/>
-                <w:szCs w:val="12"/>
-              </w:rPr>
-            </w:pPr>
-          </w:p>
-          <w:p>
-            <w:pPr>
-              <w:rPr>
-                <w:sz w:val="12"/>
-                <w:szCs w:val="12"/>
-              </w:rPr>
-            </w:pPr>
-          </w:p>
-          <w:p>
-            <w:pPr>
-              <w:rPr>
-                <w:sz w:val="12"/>
-                <w:szCs w:val="12"/>
-              </w:rPr>
-            </w:pPr>
-          </w:p>
-          <w:p>
-            <w:pPr>
-              <w:ind w:firstLine="0"/>
-              <w:jc w:val="center"/>
-              <w:rPr>
-                <w:b/>
-                <w:sz w:val="50"/>
-                <w:szCs w:val="50"/>
-              </w:rPr>
-            </w:pPr>
-            <w:r>
-              <w:rPr>
-                <w:b/>
-                <w:sz w:val="50"/>
-                <w:szCs w:val="50"/>
-              </w:rPr>
-              <w:t>ĐỒ ÁN TỐT NGHIỆP</w:t>
-            </w:r>
-          </w:p>
-          <w:p>
-            <w:pPr>
-              <w:ind w:firstLine="0"/>
-              <w:jc w:val="center"/>
-              <w:rPr>
-                <w:color w:val="FFFFFF" w:themeColor="background1"/>
-                <w:sz w:val="50"/>
-                <w:szCs w:val="50"/>
-              </w:rPr>
-            </w:pPr>
-            <w:r>
-              <w:rPr>
-                <w:color w:val="FFFFFF" w:themeColor="background1"/>
-                <w:sz w:val="26"/>
-                <w:szCs w:val="26"/>
-              </w:rPr>
-              <w:t>(</w:t>
-            </w:r>
-          </w:p>
-          <w:p>
-            <w:pPr>
-              <w:jc w:val="center"/>
-              <w:rPr>
-                <w:sz w:val="32"/>
-                <w:szCs w:val="32"/>
-              </w:rPr>
-            </w:pPr>
-            <w:r>
-              <w:rPr>
-                <w:b/>
-                <w:sz w:val="32"/>
-                <w:szCs w:val="32"/>
-              </w:rPr>
-              <w:t>TÊN ĐỀ TÀI</w:t>
-            </w:r>
-            <w:r>
-              <w:rPr>
-                <w:b/>
-                <w:sz w:val="32"/>
-                <w:szCs w:val="32"/>
-              </w:rPr>
-              <w:t>:</w:t>
-            </w:r>
-            <w:r>
-              <w:rPr>
-                <w:b/>
-                <w:sz w:val="32"/>
-                <w:szCs w:val="32"/>
-                <w:lang w:val="vi-VN"/>
-              </w:rPr>
-              <w:t xml:space="preserve"> </w:t>
-            </w:r>
-            <w:r>
-              <w:rPr>
-                <w:b/>
-                <w:bCs/>
-                <w:sz w:val="32"/>
-                <w:szCs w:val="32"/>
-              </w:rPr>
-              <w:t>DIỄN ĐÀN TRAO ĐỔI HỌC TẬP CHO SINH VIÊN TRƯỜNG VKU TÍCH HỢP AI XỬ LÝ NGÔN NGỮ TỰ NHIÊN</w:t>
-            </w:r>
-          </w:p>
-          <w:p>
-            <w:pPr>
-              <w:spacing w:before="120"/>
-              <w:ind w:firstLine="0"/>
-              <w:rPr>
-                <w:b/>
-                <w:sz w:val="36"/>
-                <w:szCs w:val="36"/>
-              </w:rPr>
-            </w:pPr>
-          </w:p>
-          <w:p>
-            <w:pPr>
-              <w:tabs>
-                <w:tab w:val="left" w:pos="1970"/>
-              </w:tabs>
-              <w:spacing w:before="120"/>
-              <w:ind w:firstLine="0"/>
-              <w:rPr>
-                <w:b/>
-                <w:sz w:val="26"/>
-                <w:szCs w:val="26"/>
-              </w:rPr>
-            </w:pPr>
-          </w:p>
-          <w:p>
-            <w:pPr>
-              <w:tabs>
-                <w:tab w:val="left" w:pos="3266"/>
-              </w:tabs>
-              <w:spacing w:before="120"/>
-              <w:ind w:firstLine="1687"/>
-              <w:rPr>
-                <w:szCs w:val="28"/>
-              </w:rPr>
-            </w:pPr>
-            <w:proofErr w:type="spellStart"/>
-            <w:r>
-              <w:rPr>
-                <w:b/>
-                <w:szCs w:val="28"/>
-              </w:rPr>
-              <w:t>Họ</w:t>
-            </w:r>
-            <w:proofErr w:type="spellEnd"/>
-            <w:r>
-              <w:rPr>
-                <w:b/>
-                <w:szCs w:val="28"/>
-              </w:rPr>
-              <w:t xml:space="preserve"> </w:t>
-            </w:r>
-            <w:proofErr w:type="spellStart"/>
-            <w:r>
-              <w:rPr>
-                <w:b/>
-                <w:szCs w:val="28"/>
-              </w:rPr>
-              <w:t>và</w:t>
-            </w:r>
-            <w:proofErr w:type="spellEnd"/>
-            <w:r>
-              <w:rPr>
-                <w:b/>
-                <w:szCs w:val="28"/>
-              </w:rPr>
-              <w:t xml:space="preserve"> </w:t>
-            </w:r>
-            <w:proofErr w:type="spellStart"/>
-            <w:r>
-              <w:rPr>
-                <w:b/>
-                <w:szCs w:val="28"/>
-              </w:rPr>
-              <w:t>tên</w:t>
-            </w:r>
-            <w:proofErr w:type="spellEnd"/>
-            <w:r>
-              <w:rPr>
-                <w:b/>
-                <w:szCs w:val="28"/>
-              </w:rPr>
-              <w:t xml:space="preserve"> </w:t>
-            </w:r>
-            <w:proofErr w:type="spellStart"/>
-            <w:r>
-              <w:rPr>
-                <w:b/>
-                <w:szCs w:val="28"/>
-              </w:rPr>
-              <w:t>sinh</w:t>
-            </w:r>
-            <w:proofErr w:type="spellEnd"/>
-            <w:r>
-              <w:rPr>
-                <w:b/>
-                <w:szCs w:val="28"/>
-              </w:rPr>
-              <w:t xml:space="preserve"> </w:t>
-            </w:r>
-            <w:proofErr w:type="spellStart"/>
-            <w:r>
-              <w:rPr>
-                <w:b/>
-                <w:szCs w:val="28"/>
-              </w:rPr>
-              <w:t>viên</w:t>
-            </w:r>
-            <w:proofErr w:type="spellEnd"/>
-            <w:r>
-              <w:rPr>
-                <w:b/>
-                <w:szCs w:val="28"/>
-              </w:rPr>
-              <w:t>:</w:t>
-            </w:r>
-            <w:r>
-              <w:rPr>
-                <w:b/>
-                <w:szCs w:val="28"/>
-                <w:lang w:val="vi-VN"/>
-              </w:rPr>
-              <w:t xml:space="preserve"> </w:t>
-            </w:r>
-            <w:r>
-              <w:rPr>
-                <w:b/>
-                <w:szCs w:val="28"/>
-              </w:rPr>
-              <w:t xml:space="preserve">   </w:t>
-            </w:r>
-            <w:r>
-              <w:rPr>
-                <w:szCs w:val="28"/>
-              </w:rPr>
-              <w:t>Ngô</w:t>
-            </w:r>
-            <w:r>
-              <w:rPr>
-                <w:szCs w:val="28"/>
-                <w:lang w:val="vi-VN"/>
-              </w:rPr>
-              <w:t xml:space="preserve"> Đình Phong – 21AD04</w:t>
-            </w:r>
-          </w:p>
-          <w:p>
-            <w:pPr>
-              <w:tabs>
-                <w:tab w:val="left" w:pos="3266"/>
-              </w:tabs>
-              <w:ind w:firstLine="1685"/>
-              <w:rPr>
-                <w:bCs/>
-                <w:szCs w:val="28"/>
-                <w:lang w:val="vi-VN"/>
-              </w:rPr>
-            </w:pPr>
-            <w:r>
-              <w:rPr>
-                <w:b/>
-                <w:color w:val="FFFFFF" w:themeColor="background1"/>
-                <w:szCs w:val="28"/>
-                <w:lang w:val="vi-VN"/>
-              </w:rPr>
-              <w:t>Họ và tên sinh viên:</w:t>
-            </w:r>
-            <w:r>
-              <w:rPr>
-                <w:b/>
-                <w:color w:val="FFFFFF" w:themeColor="background1"/>
-                <w:szCs w:val="28"/>
-                <w:lang w:val="vi-VN"/>
-              </w:rPr>
-              <w:t xml:space="preserve"> </w:t>
-            </w:r>
-            <w:r>
-              <w:rPr>
-                <w:b/>
-                <w:color w:val="FFFFFF" w:themeColor="background1"/>
-                <w:szCs w:val="28"/>
-              </w:rPr>
-              <w:t xml:space="preserve">   </w:t>
-            </w:r>
-            <w:r>
-              <w:rPr>
-                <w:bCs/>
-                <w:szCs w:val="28"/>
-                <w:lang w:val="vi-VN"/>
-              </w:rPr>
-              <w:t>Trần Thị Thành – 21AD054</w:t>
-            </w:r>
-          </w:p>
-          <w:p>
-            <w:pPr>
-              <w:tabs>
-                <w:tab w:val="left" w:pos="4387"/>
-              </w:tabs>
-              <w:ind w:left="24" w:firstLine="1687"/>
-              <w:rPr>
-                <w:szCs w:val="28"/>
-              </w:rPr>
-            </w:pPr>
-            <w:proofErr w:type="spellStart"/>
-            <w:r>
-              <w:rPr>
-                <w:b/>
-                <w:szCs w:val="28"/>
-              </w:rPr>
-              <w:t>Lớp</w:t>
-            </w:r>
-            <w:proofErr w:type="spellEnd"/>
-            <w:r>
-              <w:rPr>
-                <w:b/>
-                <w:szCs w:val="28"/>
-              </w:rPr>
-              <w:t xml:space="preserve">: </w:t>
-            </w:r>
-            <w:r>
-              <w:rPr>
-                <w:b/>
-                <w:szCs w:val="28"/>
-              </w:rPr>
-              <w:tab/>
-            </w:r>
-            <w:r>
-              <w:rPr>
-                <w:szCs w:val="28"/>
-              </w:rPr>
-              <w:t>21AD</w:t>
-            </w:r>
-          </w:p>
-          <w:p>
-            <w:pPr>
-              <w:tabs>
-                <w:tab w:val="left" w:pos="4387"/>
-              </w:tabs>
-              <w:ind w:left="24" w:firstLine="1687"/>
-              <w:rPr>
-                <w:b/>
-                <w:szCs w:val="28"/>
-              </w:rPr>
-            </w:pPr>
-            <w:proofErr w:type="spellStart"/>
-            <w:r>
-              <w:rPr>
-                <w:b/>
-                <w:szCs w:val="28"/>
-              </w:rPr>
-              <w:t>Ngành</w:t>
-            </w:r>
-            <w:proofErr w:type="spellEnd"/>
-            <w:r>
-              <w:rPr>
-                <w:b/>
-                <w:szCs w:val="28"/>
-              </w:rPr>
-              <w:t>:</w:t>
-            </w:r>
-            <w:r>
-              <w:rPr>
-                <w:b/>
-                <w:szCs w:val="28"/>
-              </w:rPr>
-              <w:tab/>
-            </w:r>
-            <w:r>
-              <w:rPr>
-                <w:szCs w:val="28"/>
-              </w:rPr>
-              <w:t xml:space="preserve">Công </w:t>
-            </w:r>
-            <w:proofErr w:type="spellStart"/>
-            <w:r>
-              <w:rPr>
-                <w:szCs w:val="28"/>
-              </w:rPr>
-              <w:t>nghệ</w:t>
-            </w:r>
-            <w:proofErr w:type="spellEnd"/>
-            <w:r>
-              <w:rPr>
-                <w:szCs w:val="28"/>
-              </w:rPr>
-              <w:t xml:space="preserve"> </w:t>
-            </w:r>
-            <w:proofErr w:type="spellStart"/>
-            <w:r>
-              <w:rPr>
-                <w:szCs w:val="28"/>
-              </w:rPr>
-              <w:t>thông</w:t>
-            </w:r>
-            <w:proofErr w:type="spellEnd"/>
-            <w:r>
-              <w:rPr>
-                <w:szCs w:val="28"/>
-              </w:rPr>
-              <w:t xml:space="preserve"> tin</w:t>
-            </w:r>
-          </w:p>
-          <w:p>
-            <w:pPr>
-              <w:tabs>
-                <w:tab w:val="left" w:pos="4387"/>
-              </w:tabs>
-              <w:ind w:left="24" w:firstLine="1687"/>
-              <w:rPr>
-                <w:bCs/>
-                <w:szCs w:val="28"/>
-                <w:lang w:val="vi-VN"/>
-              </w:rPr>
-            </w:pPr>
-            <w:r>
-              <w:rPr>
-                <w:b/>
-                <w:szCs w:val="28"/>
-              </w:rPr>
-              <w:t xml:space="preserve">Chuyên </w:t>
-            </w:r>
-            <w:proofErr w:type="spellStart"/>
-            <w:r>
-              <w:rPr>
-                <w:b/>
-                <w:szCs w:val="28"/>
-              </w:rPr>
-              <w:t>ngành</w:t>
-            </w:r>
-            <w:proofErr w:type="spellEnd"/>
-            <w:r>
-              <w:rPr>
-                <w:b/>
-                <w:szCs w:val="28"/>
-              </w:rPr>
-              <w:t>:</w:t>
-            </w:r>
-            <w:r>
-              <w:rPr>
-                <w:b/>
-                <w:szCs w:val="28"/>
-              </w:rPr>
-              <w:tab/>
-            </w:r>
-            <w:r>
-              <w:rPr>
-                <w:bCs/>
-                <w:szCs w:val="28"/>
-              </w:rPr>
-              <w:t>Khoa</w:t>
-            </w:r>
-            <w:r>
-              <w:rPr>
-                <w:bCs/>
-                <w:szCs w:val="28"/>
-                <w:lang w:val="vi-VN"/>
-              </w:rPr>
-              <w:t xml:space="preserve"> học dữ liệu </w:t>
-            </w:r>
-            <w:r>
-              <w:rPr>
-                <w:bCs/>
-                <w:szCs w:val="28"/>
-                <w:lang w:val="vi-VN"/>
-              </w:rPr>
-              <w:t>và Trí tuệ nhân tạo</w:t>
-            </w:r>
-          </w:p>
-          <w:p>
-            <w:pPr>
-              <w:tabs>
-                <w:tab w:val="left" w:pos="4297"/>
-              </w:tabs>
-              <w:ind w:left="24" w:firstLine="1687"/>
-              <w:rPr>
-                <w:b/>
-                <w:szCs w:val="28"/>
-                <w:lang w:val="vi-VN"/>
-              </w:rPr>
-            </w:pPr>
-            <w:r>
-              <w:rPr>
-                <w:b/>
-                <w:szCs w:val="28"/>
-                <w:lang w:val="vi-VN"/>
-              </w:rPr>
-              <w:t>Người hướng dẫn</w:t>
-            </w:r>
-            <w:r>
-              <w:rPr>
-                <w:b/>
-                <w:szCs w:val="28"/>
-                <w:lang w:val="vi-VN"/>
-              </w:rPr>
-              <w:t>:</w:t>
-            </w:r>
-            <w:r>
-              <w:rPr>
-                <w:b/>
-                <w:szCs w:val="28"/>
-                <w:lang w:val="vi-VN"/>
-              </w:rPr>
-              <w:tab/>
-            </w:r>
-            <w:r>
-              <w:rPr>
-                <w:b/>
-                <w:szCs w:val="28"/>
-                <w:lang w:val="vi-VN"/>
-              </w:rPr>
-              <w:t xml:space="preserve"> </w:t>
-            </w:r>
-            <w:proofErr w:type="spellStart"/>
-            <w:r>
-              <w:rPr>
-                <w:szCs w:val="28"/>
-                <w:lang w:val="vi-VN"/>
-              </w:rPr>
-              <w:t>ThS</w:t>
-            </w:r>
-            <w:proofErr w:type="spellEnd"/>
-            <w:r>
-              <w:rPr>
-                <w:szCs w:val="28"/>
-                <w:lang w:val="vi-VN"/>
-              </w:rPr>
-              <w:t>. Hà Thị Minh Phương</w:t>
-            </w:r>
-          </w:p>
-          <w:p>
-            <w:pPr>
-              <w:spacing w:before="120"/>
-              <w:jc w:val="center"/>
-              <w:rPr>
-                <w:b/>
-                <w:szCs w:val="26"/>
-                <w:lang w:val="vi-VN"/>
-              </w:rPr>
-            </w:pPr>
-          </w:p>
-          <w:p>
-            <w:pPr>
-              <w:spacing w:before="120"/>
-              <w:jc w:val="center"/>
-              <w:rPr>
-                <w:b/>
-                <w:szCs w:val="26"/>
-                <w:lang w:val="vi-VN"/>
-              </w:rPr>
-            </w:pPr>
-          </w:p>
-          <w:p>
-            <w:pPr>
-              <w:spacing w:before="120"/>
-              <w:ind w:firstLine="24"/>
-              <w:jc w:val="center"/>
-              <w:rPr>
-                <w:b/>
-                <w:szCs w:val="26"/>
-              </w:rPr>
-            </w:pPr>
-            <w:proofErr w:type="spellStart"/>
-            <w:r>
-              <w:rPr>
-                <w:b/>
-                <w:szCs w:val="26"/>
-              </w:rPr>
-              <w:t>Đà</w:t>
-            </w:r>
-            <w:proofErr w:type="spellEnd"/>
-            <w:r>
-              <w:rPr>
-                <w:b/>
-                <w:szCs w:val="26"/>
-              </w:rPr>
-              <w:t xml:space="preserve"> </w:t>
-            </w:r>
-            <w:proofErr w:type="spellStart"/>
-            <w:r>
-              <w:rPr>
-                <w:b/>
-                <w:szCs w:val="26"/>
-              </w:rPr>
-              <w:t>Nẵng</w:t>
-            </w:r>
-            <w:proofErr w:type="spellEnd"/>
-            <w:r>
-              <w:rPr>
-                <w:b/>
-                <w:szCs w:val="26"/>
-              </w:rPr>
-              <w:t xml:space="preserve"> - </w:t>
-            </w:r>
-            <w:r>
-              <w:rPr>
-                <w:b/>
-                <w:szCs w:val="26"/>
-              </w:rPr>
-              <w:t>12</w:t>
-            </w:r>
-            <w:r>
-              <w:rPr>
-                <w:b/>
-                <w:szCs w:val="26"/>
-              </w:rPr>
-              <w:t>/</w:t>
-            </w:r>
-            <w:r>
-              <w:rPr>
-                <w:b/>
-                <w:szCs w:val="26"/>
-              </w:rPr>
-              <w:t>2025</w:t>
-            </w:r>
-          </w:p>
-          <w:p>
-            <w:pPr>
-              <w:spacing w:before="120"/>
-              <w:ind w:firstLine="24"/>
-              <w:jc w:val="center"/>
-              <w:rPr>
-                <w:b/>
-                <w:sz w:val="12"/>
-                <w:szCs w:val="12"/>
-              </w:rPr>
-            </w:pPr>
-          </w:p>
-        </w:tc>
-      </w:tr>
-      <w:tr>
-        <w:tc>
-          <w:tcPr>
-            <w:tcW w:w="9052" w:type="dxa"/>
-          </w:tcPr>
-          <w:p>
-            <w:pPr>
-              <w:jc w:val="center"/>
-              <w:rPr>
-                <w:sz w:val="20"/>
-                <w:szCs w:val="26"/>
-              </w:rPr>
-            </w:pPr>
-          </w:p>
-        </w:tc>
-      </w:tr>
-      <w:tr>
-        <w:tc>
-          <w:tcPr>
-            <w:tcW w:w="9052" w:type="dxa"/>
-          </w:tcPr>
-          <w:p>
-            <w:pPr>
-              <w:jc w:val="center"/>
-              <w:rPr>
-                <w:sz w:val="20"/>
-                <w:szCs w:val="26"/>
-              </w:rPr>
-            </w:pPr>
-          </w:p>
-          <w:p>
-            <w:pPr>
-              <w:jc w:val="center"/>
-              <w:rPr>
-                <w:sz w:val="20"/>
-                <w:szCs w:val="26"/>
-              </w:rPr>
-            </w:pPr>
-          </w:p>
-        </w:tc>
-      </w:tr>
-    </w:tbl>
-    <w:p>
-      <w:pPr>
-        <w:tabs>
-          <w:tab w:val="left" w:pos="720"/>
-          <w:tab w:val="left" w:pos="7200"/>
-        </w:tabs>
-        <w:spacing w:line="288" w:lineRule="auto"/>
-        <w:ind w:left="540" w:firstLine="27"/>
-        <w:rPr>
-          <w:b/>
-          <w:sz w:val="26"/>
-          <w:szCs w:val="26"/>
-        </w:rPr>
-      </w:pPr>
-    </w:p>
     <w:p>
       <w:pPr>
         <w:spacing w:line="240" w:lineRule="auto"/>
@@ -1958,8 +13,8 @@
           <w:szCs w:val="26"/>
         </w:rPr>
         <w:sectPr>
-          <w:headerReference w:type="default" r:id="rId10"/>
-          <w:footerReference w:type="first" r:id="rId11"/>
+          <w:headerReference w:type="default" r:id="rId8"/>
+          <w:footerReference w:type="first" r:id="rId9"/>
           <w:type w:val="continuous"/>
           <w:pgSz w:w="11907" w:h="16839" w:code="9"/>
           <w:pgMar w:top="1134" w:right="1134" w:bottom="1134" w:left="1701" w:header="454" w:footer="454" w:gutter="0"/>
@@ -1972,17 +27,6 @@
     </w:p>
     <w:p>
       <w:pPr>
-        <w:spacing w:line="312" w:lineRule="auto"/>
-        <w:ind w:firstLine="0"/>
-        <w:rPr>
-          <w:rFonts w:cs="Times New Roman"/>
-          <w:sz w:val="26"/>
-          <w:szCs w:val="26"/>
-        </w:rPr>
-      </w:pPr>
-    </w:p>
-    <w:p>
-      <w:pPr>
         <w:tabs>
           <w:tab w:val="left" w:pos="720"/>
           <w:tab w:val="left" w:pos="7200"/>
@@ -1994,13 +38,12 @@
           <w:b/>
           <w:sz w:val="26"/>
           <w:szCs w:val="26"/>
-          <w:lang w:val="vi-VN"/>
         </w:rPr>
         <w:sectPr>
-          <w:headerReference w:type="default" r:id="rId12"/>
-          <w:footerReference w:type="default" r:id="rId13"/>
-          <w:headerReference w:type="first" r:id="rId14"/>
-          <w:footerReference w:type="first" r:id="rId15"/>
+          <w:headerReference w:type="default" r:id="rId10"/>
+          <w:footerReference w:type="default" r:id="rId11"/>
+          <w:headerReference w:type="first" r:id="rId12"/>
+          <w:footerReference w:type="first" r:id="rId13"/>
           <w:type w:val="continuous"/>
           <w:pgSz w:w="11907" w:h="16839" w:code="9"/>
           <w:pgMar w:top="1134" w:right="1134" w:bottom="1134" w:left="1701" w:header="454" w:footer="283" w:gutter="0"/>
@@ -2019,18 +62,8 @@
           <w:b/>
           <w:sz w:val="26"/>
           <w:szCs w:val="26"/>
-          <w:lang w:val="vi-VN"/>
         </w:rPr>
       </w:pPr>
-      <w:r>
-        <w:rPr>
-          <w:b/>
-          <w:sz w:val="26"/>
-          <w:szCs w:val="26"/>
-          <w:lang w:val="vi-VN"/>
-        </w:rPr>
-        <w:br w:type="page"/>
-      </w:r>
     </w:p>
     <w:p>
       <w:pPr>
@@ -2047,8 +80,8 @@
           <w:szCs w:val="32"/>
         </w:rPr>
       </w:pPr>
-      <w:bookmarkStart w:id="1" w:name="_Toc216299138"/>
-      <w:bookmarkStart w:id="2" w:name="_Toc216302355"/>
+      <w:bookmarkStart w:id="0" w:name="_Toc216299138"/>
+      <w:bookmarkStart w:id="1" w:name="_Toc216302355"/>
       <w:r>
         <w:rPr>
           <w:rFonts w:ascii="Times New Roman" w:hAnsi="Times New Roman" w:cs="Times New Roman"/>
@@ -2058,11 +91,10 @@
           <w:szCs w:val="32"/>
           <w:lang w:val="vi-VN"/>
         </w:rPr>
-        <w:lastRenderedPageBreak/>
         <w:t>MỤC LỤC</w:t>
       </w:r>
+      <w:bookmarkEnd w:id="0"/>
       <w:bookmarkEnd w:id="1"/>
-      <w:bookmarkEnd w:id="2"/>
     </w:p>
     <w:sdt>
       <w:sdtPr>
